--- a/Okwusogu_Mary_301903956_portfolio-2-query-optimisation/Okwusogu_Mary_301903956_optimization_evidence_screenshots/Okwusogu_Mary_301903956_Query2_Screenshots.docx
+++ b/Okwusogu_Mary_301903956_portfolio-2-query-optimisation/Okwusogu_Mary_301903956_optimization_evidence_screenshots/Okwusogu_Mary_301903956_Query2_Screenshots.docx
@@ -14,7 +14,14 @@
           <w:b/>
           <w:bCs/>
         </w:rPr>
-        <w:t>Query 1</w:t>
+        <w:t xml:space="preserve">Query </w:t>
+      </w:r>
+      <w:r>
+        <w:rPr>
+          <w:b/>
+          <w:bCs/>
+        </w:rPr>
+        <w:t>2</w:t>
       </w:r>
     </w:p>
     <w:p>
@@ -23,10 +30,10 @@
           <w:noProof/>
         </w:rPr>
         <w:drawing>
-          <wp:inline distT="0" distB="0" distL="0" distR="0" wp14:anchorId="35100859" wp14:editId="063D279E">
-            <wp:extent cx="5651255" cy="3154680"/>
-            <wp:effectExtent l="0" t="0" r="6985" b="7620"/>
-            <wp:docPr id="1094985301" name="Picture 1"/>
+          <wp:inline distT="0" distB="0" distL="0" distR="0" wp14:anchorId="12D94A45" wp14:editId="73C3592D">
+            <wp:extent cx="5943600" cy="3308350"/>
+            <wp:effectExtent l="0" t="0" r="0" b="6350"/>
+            <wp:docPr id="676390195" name="Picture 1"/>
             <wp:cNvGraphicFramePr>
               <a:graphicFrameLocks xmlns:a="http://schemas.openxmlformats.org/drawingml/2006/main" noChangeAspect="1"/>
             </wp:cNvGraphicFramePr>
@@ -34,7 +41,7 @@
               <a:graphicData uri="http://schemas.openxmlformats.org/drawingml/2006/picture">
                 <pic:pic xmlns:pic="http://schemas.openxmlformats.org/drawingml/2006/picture">
                   <pic:nvPicPr>
-                    <pic:cNvPr id="1094985301" name=""/>
+                    <pic:cNvPr id="676390195" name=""/>
                     <pic:cNvPicPr/>
                   </pic:nvPicPr>
                   <pic:blipFill>
@@ -46,7 +53,7 @@
                   <pic:spPr>
                     <a:xfrm>
                       <a:off x="0" y="0"/>
-                      <a:ext cx="5673477" cy="3167085"/>
+                      <a:ext cx="5943600" cy="3308350"/>
                     </a:xfrm>
                     <a:prstGeom prst="rect">
                       <a:avLst/>
@@ -59,35 +66,6 @@
         </w:drawing>
       </w:r>
     </w:p>
-    <w:p>
-      <w:r>
-        <w:t xml:space="preserve">The query is functionally valid. The concern is that applying </w:t>
-      </w:r>
-      <w:proofErr w:type="gramStart"/>
-      <w:r>
-        <w:t>DATE(</w:t>
-      </w:r>
-      <w:proofErr w:type="gramEnd"/>
-      <w:r>
-        <w:t xml:space="preserve">) to </w:t>
-      </w:r>
-      <w:proofErr w:type="spellStart"/>
-      <w:r>
-        <w:t>created_at</w:t>
-      </w:r>
-      <w:proofErr w:type="spellEnd"/>
-      <w:r>
-        <w:t xml:space="preserve"> can prevent MySQL from using the </w:t>
-      </w:r>
-      <w:proofErr w:type="spellStart"/>
-      <w:r>
-        <w:t>created_at</w:t>
-      </w:r>
-      <w:proofErr w:type="spellEnd"/>
-      <w:r>
-        <w:t xml:space="preserve"> part of the existing index as a direct range condition.</w:t>
-      </w:r>
-    </w:p>
     <w:p/>
     <w:p>
       <w:pPr>
@@ -118,10 +96,10 @@
           <w:noProof/>
         </w:rPr>
         <w:drawing>
-          <wp:inline distT="0" distB="0" distL="0" distR="0" wp14:anchorId="23E669A4" wp14:editId="7F063CBF">
-            <wp:extent cx="5491668" cy="3055620"/>
-            <wp:effectExtent l="0" t="0" r="0" b="0"/>
-            <wp:docPr id="1116845116" name="Picture 1"/>
+          <wp:inline distT="0" distB="0" distL="0" distR="0" wp14:anchorId="7F376D7B" wp14:editId="37F5C32B">
+            <wp:extent cx="5943600" cy="3307715"/>
+            <wp:effectExtent l="0" t="0" r="0" b="6985"/>
+            <wp:docPr id="903311247" name="Picture 1"/>
             <wp:cNvGraphicFramePr>
               <a:graphicFrameLocks xmlns:a="http://schemas.openxmlformats.org/drawingml/2006/main" noChangeAspect="1"/>
             </wp:cNvGraphicFramePr>
@@ -129,7 +107,7 @@
               <a:graphicData uri="http://schemas.openxmlformats.org/drawingml/2006/picture">
                 <pic:pic xmlns:pic="http://schemas.openxmlformats.org/drawingml/2006/picture">
                   <pic:nvPicPr>
-                    <pic:cNvPr id="1116845116" name=""/>
+                    <pic:cNvPr id="903311247" name=""/>
                     <pic:cNvPicPr/>
                   </pic:nvPicPr>
                   <pic:blipFill>
@@ -141,7 +119,7 @@
                   <pic:spPr>
                     <a:xfrm>
                       <a:off x="0" y="0"/>
-                      <a:ext cx="5502050" cy="3061397"/>
+                      <a:ext cx="5943600" cy="3307715"/>
                     </a:xfrm>
                     <a:prstGeom prst="rect">
                       <a:avLst/>
@@ -161,80 +139,33 @@
           <w:bCs/>
         </w:rPr>
       </w:pPr>
-      <w:proofErr w:type="spellStart"/>
+    </w:p>
+    <w:p>
+      <w:pPr>
+        <w:rPr>
+          <w:b/>
+          <w:bCs/>
+        </w:rPr>
+      </w:pPr>
       <w:r>
         <w:rPr>
           <w:b/>
           <w:bCs/>
         </w:rPr>
         <w:lastRenderedPageBreak/>
-        <w:t>Optimisation</w:t>
-      </w:r>
-      <w:proofErr w:type="spellEnd"/>
-      <w:r>
-        <w:rPr>
-          <w:b/>
-          <w:bCs/>
-        </w:rPr>
-        <w:t xml:space="preserve"> option</w:t>
+        <w:t>Analysis Before</w:t>
       </w:r>
     </w:p>
     <w:p>
       <w:r>
-        <w:t xml:space="preserve">Retain the existing index: KEY </w:t>
-      </w:r>
-      <w:proofErr w:type="spellStart"/>
-      <w:r>
-        <w:t>idx_transaction_status_time</w:t>
-      </w:r>
-      <w:proofErr w:type="spellEnd"/>
-      <w:r>
-        <w:t xml:space="preserve"> (</w:t>
-      </w:r>
-      <w:proofErr w:type="spellStart"/>
-      <w:r>
-        <w:t>transaction_status</w:t>
-      </w:r>
-      <w:proofErr w:type="spellEnd"/>
-      <w:r>
-        <w:t xml:space="preserve">, </w:t>
-      </w:r>
-      <w:proofErr w:type="spellStart"/>
-      <w:r>
-        <w:t>created_at</w:t>
-      </w:r>
-      <w:proofErr w:type="spellEnd"/>
-      <w:r>
-        <w:t xml:space="preserve">) but </w:t>
-      </w:r>
-      <w:r>
-        <w:t>rewrite the date predicate to use a half-open range</w:t>
-      </w:r>
-      <w:r>
-        <w:t xml:space="preserve">. </w:t>
-      </w:r>
-      <w:r>
-        <w:t xml:space="preserve">This avoids wrapping </w:t>
-      </w:r>
-      <w:proofErr w:type="spellStart"/>
-      <w:r>
-        <w:t>created_at</w:t>
-      </w:r>
-      <w:proofErr w:type="spellEnd"/>
-      <w:r>
-        <w:t xml:space="preserve"> in a function and gives MySQL a direct range condition on the indexed column.</w:t>
-      </w:r>
-    </w:p>
-    <w:p>
-      <w:r>
         <w:rPr>
           <w:noProof/>
         </w:rPr>
         <w:drawing>
-          <wp:inline distT="0" distB="0" distL="0" distR="0" wp14:anchorId="707D0C69" wp14:editId="2F431C5A">
-            <wp:extent cx="5426316" cy="3017520"/>
-            <wp:effectExtent l="0" t="0" r="3175" b="0"/>
-            <wp:docPr id="948817450" name="Picture 1"/>
+          <wp:inline distT="0" distB="0" distL="0" distR="0" wp14:anchorId="347078A6" wp14:editId="742FAA1D">
+            <wp:extent cx="5943600" cy="3300730"/>
+            <wp:effectExtent l="0" t="0" r="0" b="0"/>
+            <wp:docPr id="719377159" name="Picture 1"/>
             <wp:cNvGraphicFramePr>
               <a:graphicFrameLocks xmlns:a="http://schemas.openxmlformats.org/drawingml/2006/main" noChangeAspect="1"/>
             </wp:cNvGraphicFramePr>
@@ -242,7 +173,7 @@
               <a:graphicData uri="http://schemas.openxmlformats.org/drawingml/2006/picture">
                 <pic:pic xmlns:pic="http://schemas.openxmlformats.org/drawingml/2006/picture">
                   <pic:nvPicPr>
-                    <pic:cNvPr id="948817450" name=""/>
+                    <pic:cNvPr id="719377159" name=""/>
                     <pic:cNvPicPr/>
                   </pic:nvPicPr>
                   <pic:blipFill>
@@ -254,7 +185,7 @@
                   <pic:spPr>
                     <a:xfrm>
                       <a:off x="0" y="0"/>
-                      <a:ext cx="5438296" cy="3024182"/>
+                      <a:ext cx="5943600" cy="3300730"/>
                     </a:xfrm>
                     <a:prstGeom prst="rect">
                       <a:avLst/>
@@ -269,15 +200,37 @@
     </w:p>
     <w:p/>
     <w:p>
+      <w:pPr>
+        <w:rPr>
+          <w:b/>
+          <w:bCs/>
+        </w:rPr>
+      </w:pPr>
       <w:r>
         <w:rPr>
+          <w:b/>
+          <w:bCs/>
+        </w:rPr>
+        <w:t>New</w:t>
+      </w:r>
+      <w:r>
+        <w:rPr>
+          <w:b/>
+          <w:bCs/>
+        </w:rPr>
+        <w:t xml:space="preserve"> Query</w:t>
+      </w:r>
+    </w:p>
+    <w:p>
+      <w:r>
+        <w:rPr>
           <w:noProof/>
         </w:rPr>
         <w:drawing>
-          <wp:inline distT="0" distB="0" distL="0" distR="0" wp14:anchorId="1F92E022" wp14:editId="65C94132">
-            <wp:extent cx="5372100" cy="3067723"/>
+          <wp:inline distT="0" distB="0" distL="0" distR="0" wp14:anchorId="2B76FA81" wp14:editId="668F4BEC">
+            <wp:extent cx="5943600" cy="3190240"/>
             <wp:effectExtent l="0" t="0" r="0" b="0"/>
-            <wp:docPr id="649702553" name="Picture 1"/>
+            <wp:docPr id="2078338201" name="Picture 1"/>
             <wp:cNvGraphicFramePr>
               <a:graphicFrameLocks xmlns:a="http://schemas.openxmlformats.org/drawingml/2006/main" noChangeAspect="1"/>
             </wp:cNvGraphicFramePr>
@@ -285,7 +238,7 @@
               <a:graphicData uri="http://schemas.openxmlformats.org/drawingml/2006/picture">
                 <pic:pic xmlns:pic="http://schemas.openxmlformats.org/drawingml/2006/picture">
                   <pic:nvPicPr>
-                    <pic:cNvPr id="649702553" name=""/>
+                    <pic:cNvPr id="2078338201" name=""/>
                     <pic:cNvPicPr/>
                   </pic:nvPicPr>
                   <pic:blipFill>
@@ -297,7 +250,7 @@
                   <pic:spPr>
                     <a:xfrm>
                       <a:off x="0" y="0"/>
-                      <a:ext cx="5393295" cy="3079826"/>
+                      <a:ext cx="5943600" cy="3190240"/>
                     </a:xfrm>
                     <a:prstGeom prst="rect">
                       <a:avLst/>
@@ -310,16 +263,29 @@
         </w:drawing>
       </w:r>
     </w:p>
+    <w:p/>
     <w:p>
+      <w:pPr>
+        <w:rPr>
+          <w:b/>
+          <w:bCs/>
+        </w:rPr>
+      </w:pPr>
+    </w:p>
+    <w:p>
+      <w:pPr>
+        <w:rPr>
+          <w:b/>
+          <w:bCs/>
+        </w:rPr>
+      </w:pPr>
       <w:r>
         <w:rPr>
           <w:b/>
           <w:bCs/>
         </w:rPr>
-        <w:t>Indexing decision:</w:t>
-      </w:r>
-      <w:r>
-        <w:t xml:space="preserve"> no new index is required for this experiment because the existing composite index already supports the filter pattern.</w:t>
+        <w:lastRenderedPageBreak/>
+        <w:t>Optimized Execution Plan</w:t>
       </w:r>
     </w:p>
     <w:p>
@@ -333,187 +299,13 @@
         <w:rPr>
           <w:b/>
           <w:bCs/>
-        </w:rPr>
-        <w:lastRenderedPageBreak/>
-        <w:t>Analysis Before</w:t>
-      </w:r>
-    </w:p>
-    <w:p>
-      <w:pPr>
-        <w:spacing w:after="0" w:line="240" w:lineRule="auto"/>
-        <w:rPr>
-          <w:rFonts w:ascii="Aptos Narrow" w:eastAsia="Times New Roman" w:hAnsi="Aptos Narrow" w:cs="Times New Roman"/>
-          <w:color w:val="000000"/>
-          <w:kern w:val="0"/>
-          <w:sz w:val="22"/>
-          <w:szCs w:val="22"/>
-          <w14:ligatures w14:val="none"/>
-        </w:rPr>
-      </w:pPr>
-      <w:r>
-        <w:rPr>
-          <w:rFonts w:ascii="Aptos Narrow" w:eastAsia="Times New Roman" w:hAnsi="Aptos Narrow" w:cs="Times New Roman"/>
-          <w:color w:val="000000"/>
-          <w:kern w:val="0"/>
-          <w:sz w:val="22"/>
-          <w:szCs w:val="22"/>
-          <w14:ligatures w14:val="none"/>
-        </w:rPr>
-        <w:t>-&gt; Filter: ((</w:t>
-      </w:r>
-      <w:proofErr w:type="spellStart"/>
-      <w:r>
-        <w:rPr>
-          <w:rFonts w:ascii="Aptos Narrow" w:eastAsia="Times New Roman" w:hAnsi="Aptos Narrow" w:cs="Times New Roman"/>
-          <w:color w:val="000000"/>
-          <w:kern w:val="0"/>
-          <w:sz w:val="22"/>
-          <w:szCs w:val="22"/>
-          <w14:ligatures w14:val="none"/>
-        </w:rPr>
-        <w:t>financial_transaction.transaction_status</w:t>
-      </w:r>
-      <w:proofErr w:type="spellEnd"/>
-      <w:r>
-        <w:rPr>
-          <w:rFonts w:ascii="Aptos Narrow" w:eastAsia="Times New Roman" w:hAnsi="Aptos Narrow" w:cs="Times New Roman"/>
-          <w:color w:val="000000"/>
-          <w:kern w:val="0"/>
-          <w:sz w:val="22"/>
-          <w:szCs w:val="22"/>
-          <w14:ligatures w14:val="none"/>
-        </w:rPr>
-        <w:t xml:space="preserve"> = 'POSTED') and (cast(</w:t>
-      </w:r>
-      <w:proofErr w:type="spellStart"/>
-      <w:r>
-        <w:rPr>
-          <w:rFonts w:ascii="Aptos Narrow" w:eastAsia="Times New Roman" w:hAnsi="Aptos Narrow" w:cs="Times New Roman"/>
-          <w:color w:val="000000"/>
-          <w:kern w:val="0"/>
-          <w:sz w:val="22"/>
-          <w:szCs w:val="22"/>
-          <w14:ligatures w14:val="none"/>
-        </w:rPr>
-        <w:t>financial_transaction.created_at</w:t>
-      </w:r>
-      <w:proofErr w:type="spellEnd"/>
-      <w:r>
-        <w:rPr>
-          <w:rFonts w:ascii="Aptos Narrow" w:eastAsia="Times New Roman" w:hAnsi="Aptos Narrow" w:cs="Times New Roman"/>
-          <w:color w:val="000000"/>
-          <w:kern w:val="0"/>
-          <w:sz w:val="22"/>
-          <w:szCs w:val="22"/>
-          <w14:ligatures w14:val="none"/>
-        </w:rPr>
-        <w:t xml:space="preserve"> as date) = '2026-02-27'))  (cost=51.2 rows=500) (actual time=0.697..0.97 rows=18 loops=1)</w:t>
-      </w:r>
-      <w:r>
-        <w:rPr>
-          <w:rFonts w:ascii="Aptos Narrow" w:eastAsia="Times New Roman" w:hAnsi="Aptos Narrow" w:cs="Times New Roman"/>
-          <w:color w:val="000000"/>
-          <w:kern w:val="0"/>
-          <w:sz w:val="22"/>
-          <w:szCs w:val="22"/>
-          <w14:ligatures w14:val="none"/>
-        </w:rPr>
-        <w:br/>
-        <w:t xml:space="preserve">    -&gt; Table scan on </w:t>
-      </w:r>
-      <w:proofErr w:type="spellStart"/>
-      <w:r>
-        <w:rPr>
-          <w:rFonts w:ascii="Aptos Narrow" w:eastAsia="Times New Roman" w:hAnsi="Aptos Narrow" w:cs="Times New Roman"/>
-          <w:color w:val="000000"/>
-          <w:kern w:val="0"/>
-          <w:sz w:val="22"/>
-          <w:szCs w:val="22"/>
-          <w14:ligatures w14:val="none"/>
-        </w:rPr>
-        <w:t>financial_</w:t>
-      </w:r>
-      <w:proofErr w:type="gramStart"/>
-      <w:r>
-        <w:rPr>
-          <w:rFonts w:ascii="Aptos Narrow" w:eastAsia="Times New Roman" w:hAnsi="Aptos Narrow" w:cs="Times New Roman"/>
-          <w:color w:val="000000"/>
-          <w:kern w:val="0"/>
-          <w:sz w:val="22"/>
-          <w:szCs w:val="22"/>
-          <w14:ligatures w14:val="none"/>
-        </w:rPr>
-        <w:t>transaction</w:t>
-      </w:r>
-      <w:proofErr w:type="spellEnd"/>
-      <w:r>
-        <w:rPr>
-          <w:rFonts w:ascii="Aptos Narrow" w:eastAsia="Times New Roman" w:hAnsi="Aptos Narrow" w:cs="Times New Roman"/>
-          <w:color w:val="000000"/>
-          <w:kern w:val="0"/>
-          <w:sz w:val="22"/>
-          <w:szCs w:val="22"/>
-          <w14:ligatures w14:val="none"/>
-        </w:rPr>
-        <w:t xml:space="preserve">  (</w:t>
-      </w:r>
-      <w:proofErr w:type="gramEnd"/>
-      <w:r>
-        <w:rPr>
-          <w:rFonts w:ascii="Aptos Narrow" w:eastAsia="Times New Roman" w:hAnsi="Aptos Narrow" w:cs="Times New Roman"/>
-          <w:color w:val="000000"/>
-          <w:kern w:val="0"/>
-          <w:sz w:val="22"/>
-          <w:szCs w:val="22"/>
-          <w14:ligatures w14:val="none"/>
-        </w:rPr>
-        <w:t>cost=51.2 rows=500) (actual time=</w:t>
-      </w:r>
-      <w:proofErr w:type="gramStart"/>
-      <w:r>
-        <w:rPr>
-          <w:rFonts w:ascii="Aptos Narrow" w:eastAsia="Times New Roman" w:hAnsi="Aptos Narrow" w:cs="Times New Roman"/>
-          <w:color w:val="000000"/>
-          <w:kern w:val="0"/>
-          <w:sz w:val="22"/>
-          <w:szCs w:val="22"/>
-          <w14:ligatures w14:val="none"/>
-        </w:rPr>
-        <w:t>0.636..</w:t>
-      </w:r>
-      <w:proofErr w:type="gramEnd"/>
-      <w:r>
-        <w:rPr>
-          <w:rFonts w:ascii="Aptos Narrow" w:eastAsia="Times New Roman" w:hAnsi="Aptos Narrow" w:cs="Times New Roman"/>
-          <w:color w:val="000000"/>
-          <w:kern w:val="0"/>
-          <w:sz w:val="22"/>
-          <w:szCs w:val="22"/>
-          <w14:ligatures w14:val="none"/>
-        </w:rPr>
-        <w:t>0.876 rows=500 loops=1)</w:t>
-      </w:r>
-    </w:p>
-    <w:p>
-      <w:pPr>
-        <w:spacing w:after="0" w:line="240" w:lineRule="auto"/>
-        <w:rPr>
-          <w:rFonts w:ascii="Aptos Narrow" w:eastAsia="Times New Roman" w:hAnsi="Aptos Narrow" w:cs="Times New Roman"/>
-          <w:color w:val="000000"/>
-          <w:kern w:val="0"/>
-          <w:sz w:val="22"/>
-          <w:szCs w:val="22"/>
-          <w14:ligatures w14:val="none"/>
-        </w:rPr>
-      </w:pPr>
-    </w:p>
-    <w:p>
-      <w:r>
+          <w:noProof/>
+        </w:rPr>
         <w:drawing>
-          <wp:inline distT="0" distB="0" distL="0" distR="0" wp14:anchorId="084260A0" wp14:editId="7F4483BD">
-            <wp:extent cx="5760720" cy="3217633"/>
-            <wp:effectExtent l="0" t="0" r="0" b="1905"/>
-            <wp:docPr id="495365737" name="Picture 1"/>
+          <wp:inline distT="0" distB="0" distL="0" distR="0" wp14:anchorId="29348EC2" wp14:editId="4E00DEE7">
+            <wp:extent cx="5943600" cy="3317875"/>
+            <wp:effectExtent l="0" t="0" r="0" b="0"/>
+            <wp:docPr id="1926799919" name="Picture 1"/>
             <wp:cNvGraphicFramePr>
               <a:graphicFrameLocks xmlns:a="http://schemas.openxmlformats.org/drawingml/2006/main" noChangeAspect="1"/>
             </wp:cNvGraphicFramePr>
@@ -521,7 +313,7 @@
               <a:graphicData uri="http://schemas.openxmlformats.org/drawingml/2006/picture">
                 <pic:pic xmlns:pic="http://schemas.openxmlformats.org/drawingml/2006/picture">
                   <pic:nvPicPr>
-                    <pic:cNvPr id="495365737" name=""/>
+                    <pic:cNvPr id="1926799919" name=""/>
                     <pic:cNvPicPr/>
                   </pic:nvPicPr>
                   <pic:blipFill>
@@ -533,7 +325,7 @@
                   <pic:spPr>
                     <a:xfrm>
                       <a:off x="0" y="0"/>
-                      <a:ext cx="5760720" cy="3217633"/>
+                      <a:ext cx="5943600" cy="3317875"/>
                     </a:xfrm>
                     <a:prstGeom prst="rect">
                       <a:avLst/>
@@ -548,11 +340,9 @@
     </w:p>
     <w:p>
       <w:pPr>
-        <w:spacing w:after="0" w:line="240" w:lineRule="auto"/>
-        <w:rPr>
-          <w:rFonts w:ascii="Times New Roman" w:eastAsia="Times New Roman" w:hAnsi="Times New Roman" w:cs="Times New Roman"/>
-          <w:kern w:val="0"/>
-          <w14:ligatures w14:val="none"/>
+        <w:rPr>
+          <w:b/>
+          <w:bCs/>
         </w:rPr>
       </w:pPr>
     </w:p>
@@ -568,377 +358,27 @@
           <w:b/>
           <w:bCs/>
         </w:rPr>
-        <w:t xml:space="preserve">Analysis </w:t>
-      </w:r>
-      <w:r>
-        <w:rPr>
-          <w:b/>
-          <w:bCs/>
-        </w:rPr>
-        <w:t>After</w:t>
+        <w:t>Analysis After</w:t>
       </w:r>
     </w:p>
     <w:p>
       <w:pPr>
-        <w:spacing w:after="0" w:line="240" w:lineRule="auto"/>
-        <w:rPr>
-          <w:rFonts w:ascii="Aptos Narrow" w:eastAsia="Times New Roman" w:hAnsi="Aptos Narrow" w:cs="Times New Roman"/>
-          <w:color w:val="000000"/>
-          <w:kern w:val="0"/>
-          <w:sz w:val="22"/>
-          <w:szCs w:val="22"/>
-          <w14:ligatures w14:val="none"/>
+        <w:rPr>
+          <w:b/>
+          <w:bCs/>
         </w:rPr>
       </w:pPr>
       <w:r>
         <w:rPr>
-          <w:rFonts w:ascii="Aptos Narrow" w:eastAsia="Times New Roman" w:hAnsi="Aptos Narrow" w:cs="Times New Roman"/>
-          <w:color w:val="000000"/>
-          <w:kern w:val="0"/>
-          <w:sz w:val="22"/>
-          <w:szCs w:val="22"/>
-          <w14:ligatures w14:val="none"/>
-        </w:rPr>
-        <w:t xml:space="preserve">-&gt; Index range scan on </w:t>
-      </w:r>
-      <w:proofErr w:type="spellStart"/>
-      <w:r>
-        <w:rPr>
-          <w:rFonts w:ascii="Aptos Narrow" w:eastAsia="Times New Roman" w:hAnsi="Aptos Narrow" w:cs="Times New Roman"/>
-          <w:color w:val="000000"/>
-          <w:kern w:val="0"/>
-          <w:sz w:val="22"/>
-          <w:szCs w:val="22"/>
-          <w14:ligatures w14:val="none"/>
-        </w:rPr>
-        <w:t>financial_transaction</w:t>
-      </w:r>
-      <w:proofErr w:type="spellEnd"/>
-      <w:r>
-        <w:rPr>
-          <w:rFonts w:ascii="Aptos Narrow" w:eastAsia="Times New Roman" w:hAnsi="Aptos Narrow" w:cs="Times New Roman"/>
-          <w:color w:val="000000"/>
-          <w:kern w:val="0"/>
-          <w:sz w:val="22"/>
-          <w:szCs w:val="22"/>
-          <w14:ligatures w14:val="none"/>
-        </w:rPr>
-        <w:t xml:space="preserve"> using </w:t>
-      </w:r>
-      <w:proofErr w:type="spellStart"/>
-      <w:r>
-        <w:rPr>
-          <w:rFonts w:ascii="Aptos Narrow" w:eastAsia="Times New Roman" w:hAnsi="Aptos Narrow" w:cs="Times New Roman"/>
-          <w:color w:val="000000"/>
-          <w:kern w:val="0"/>
-          <w:sz w:val="22"/>
-          <w:szCs w:val="22"/>
-          <w14:ligatures w14:val="none"/>
-        </w:rPr>
-        <w:t>idx_transaction_status_time</w:t>
-      </w:r>
-      <w:proofErr w:type="spellEnd"/>
-      <w:r>
-        <w:rPr>
-          <w:rFonts w:ascii="Aptos Narrow" w:eastAsia="Times New Roman" w:hAnsi="Aptos Narrow" w:cs="Times New Roman"/>
-          <w:color w:val="000000"/>
-          <w:kern w:val="0"/>
-          <w:sz w:val="22"/>
-          <w:szCs w:val="22"/>
-          <w14:ligatures w14:val="none"/>
-        </w:rPr>
-        <w:t xml:space="preserve"> over (</w:t>
-      </w:r>
-      <w:proofErr w:type="spellStart"/>
-      <w:r>
-        <w:rPr>
-          <w:rFonts w:ascii="Aptos Narrow" w:eastAsia="Times New Roman" w:hAnsi="Aptos Narrow" w:cs="Times New Roman"/>
-          <w:color w:val="000000"/>
-          <w:kern w:val="0"/>
-          <w:sz w:val="22"/>
-          <w:szCs w:val="22"/>
-          <w14:ligatures w14:val="none"/>
-        </w:rPr>
-        <w:t>transaction_status</w:t>
-      </w:r>
-      <w:proofErr w:type="spellEnd"/>
-      <w:r>
-        <w:rPr>
-          <w:rFonts w:ascii="Aptos Narrow" w:eastAsia="Times New Roman" w:hAnsi="Aptos Narrow" w:cs="Times New Roman"/>
-          <w:color w:val="000000"/>
-          <w:kern w:val="0"/>
-          <w:sz w:val="22"/>
-          <w:szCs w:val="22"/>
-          <w14:ligatures w14:val="none"/>
-        </w:rPr>
-        <w:t xml:space="preserve"> = 'POSTED' AND '2026-02-27 00:00:00' &lt;= </w:t>
-      </w:r>
-      <w:proofErr w:type="spellStart"/>
-      <w:r>
-        <w:rPr>
-          <w:rFonts w:ascii="Aptos Narrow" w:eastAsia="Times New Roman" w:hAnsi="Aptos Narrow" w:cs="Times New Roman"/>
-          <w:color w:val="000000"/>
-          <w:kern w:val="0"/>
-          <w:sz w:val="22"/>
-          <w:szCs w:val="22"/>
-          <w14:ligatures w14:val="none"/>
-        </w:rPr>
-        <w:t>created_at</w:t>
-      </w:r>
-      <w:proofErr w:type="spellEnd"/>
-      <w:r>
-        <w:rPr>
-          <w:rFonts w:ascii="Aptos Narrow" w:eastAsia="Times New Roman" w:hAnsi="Aptos Narrow" w:cs="Times New Roman"/>
-          <w:color w:val="000000"/>
-          <w:kern w:val="0"/>
-          <w:sz w:val="22"/>
-          <w:szCs w:val="22"/>
-          <w14:ligatures w14:val="none"/>
-        </w:rPr>
-        <w:t xml:space="preserve"> &lt; '2026-02-28 00:00:00'), with index condition: ((</w:t>
-      </w:r>
-      <w:proofErr w:type="spellStart"/>
-      <w:r>
-        <w:rPr>
-          <w:rFonts w:ascii="Aptos Narrow" w:eastAsia="Times New Roman" w:hAnsi="Aptos Narrow" w:cs="Times New Roman"/>
-          <w:color w:val="000000"/>
-          <w:kern w:val="0"/>
-          <w:sz w:val="22"/>
-          <w:szCs w:val="22"/>
-          <w14:ligatures w14:val="none"/>
-        </w:rPr>
-        <w:t>financial_</w:t>
-      </w:r>
-      <w:proofErr w:type="gramStart"/>
-      <w:r>
-        <w:rPr>
-          <w:rFonts w:ascii="Aptos Narrow" w:eastAsia="Times New Roman" w:hAnsi="Aptos Narrow" w:cs="Times New Roman"/>
-          <w:color w:val="000000"/>
-          <w:kern w:val="0"/>
-          <w:sz w:val="22"/>
-          <w:szCs w:val="22"/>
-          <w14:ligatures w14:val="none"/>
-        </w:rPr>
-        <w:t>transaction.transaction</w:t>
-      </w:r>
-      <w:proofErr w:type="gramEnd"/>
-      <w:r>
-        <w:rPr>
-          <w:rFonts w:ascii="Aptos Narrow" w:eastAsia="Times New Roman" w:hAnsi="Aptos Narrow" w:cs="Times New Roman"/>
-          <w:color w:val="000000"/>
-          <w:kern w:val="0"/>
-          <w:sz w:val="22"/>
-          <w:szCs w:val="22"/>
-          <w14:ligatures w14:val="none"/>
-        </w:rPr>
-        <w:t>_status</w:t>
-      </w:r>
-      <w:proofErr w:type="spellEnd"/>
-      <w:r>
-        <w:rPr>
-          <w:rFonts w:ascii="Aptos Narrow" w:eastAsia="Times New Roman" w:hAnsi="Aptos Narrow" w:cs="Times New Roman"/>
-          <w:color w:val="000000"/>
-          <w:kern w:val="0"/>
-          <w:sz w:val="22"/>
-          <w:szCs w:val="22"/>
-          <w14:ligatures w14:val="none"/>
-        </w:rPr>
-        <w:t xml:space="preserve"> = 'POSTED') and (</w:t>
-      </w:r>
-      <w:proofErr w:type="spellStart"/>
-      <w:r>
-        <w:rPr>
-          <w:rFonts w:ascii="Aptos Narrow" w:eastAsia="Times New Roman" w:hAnsi="Aptos Narrow" w:cs="Times New Roman"/>
-          <w:color w:val="000000"/>
-          <w:kern w:val="0"/>
-          <w:sz w:val="22"/>
-          <w:szCs w:val="22"/>
-          <w14:ligatures w14:val="none"/>
-        </w:rPr>
-        <w:t>financial_</w:t>
-      </w:r>
-      <w:proofErr w:type="gramStart"/>
-      <w:r>
-        <w:rPr>
-          <w:rFonts w:ascii="Aptos Narrow" w:eastAsia="Times New Roman" w:hAnsi="Aptos Narrow" w:cs="Times New Roman"/>
-          <w:color w:val="000000"/>
-          <w:kern w:val="0"/>
-          <w:sz w:val="22"/>
-          <w:szCs w:val="22"/>
-          <w14:ligatures w14:val="none"/>
-        </w:rPr>
-        <w:t>transaction.created</w:t>
-      </w:r>
-      <w:proofErr w:type="gramEnd"/>
-      <w:r>
-        <w:rPr>
-          <w:rFonts w:ascii="Aptos Narrow" w:eastAsia="Times New Roman" w:hAnsi="Aptos Narrow" w:cs="Times New Roman"/>
-          <w:color w:val="000000"/>
-          <w:kern w:val="0"/>
-          <w:sz w:val="22"/>
-          <w:szCs w:val="22"/>
-          <w14:ligatures w14:val="none"/>
-        </w:rPr>
-        <w:t>_at</w:t>
-      </w:r>
-      <w:proofErr w:type="spellEnd"/>
-      <w:r>
-        <w:rPr>
-          <w:rFonts w:ascii="Aptos Narrow" w:eastAsia="Times New Roman" w:hAnsi="Aptos Narrow" w:cs="Times New Roman"/>
-          <w:color w:val="000000"/>
-          <w:kern w:val="0"/>
-          <w:sz w:val="22"/>
-          <w:szCs w:val="22"/>
-          <w14:ligatures w14:val="none"/>
-        </w:rPr>
-        <w:t xml:space="preserve"> &gt;= TIMESTAMP'2026-02-27 00:00:00') and (</w:t>
-      </w:r>
-      <w:proofErr w:type="spellStart"/>
-      <w:r>
-        <w:rPr>
-          <w:rFonts w:ascii="Aptos Narrow" w:eastAsia="Times New Roman" w:hAnsi="Aptos Narrow" w:cs="Times New Roman"/>
-          <w:color w:val="000000"/>
-          <w:kern w:val="0"/>
-          <w:sz w:val="22"/>
-          <w:szCs w:val="22"/>
-          <w14:ligatures w14:val="none"/>
-        </w:rPr>
-        <w:t>financial_</w:t>
-      </w:r>
-      <w:proofErr w:type="gramStart"/>
-      <w:r>
-        <w:rPr>
-          <w:rFonts w:ascii="Aptos Narrow" w:eastAsia="Times New Roman" w:hAnsi="Aptos Narrow" w:cs="Times New Roman"/>
-          <w:color w:val="000000"/>
-          <w:kern w:val="0"/>
-          <w:sz w:val="22"/>
-          <w:szCs w:val="22"/>
-          <w14:ligatures w14:val="none"/>
-        </w:rPr>
-        <w:t>transaction.created</w:t>
-      </w:r>
-      <w:proofErr w:type="gramEnd"/>
-      <w:r>
-        <w:rPr>
-          <w:rFonts w:ascii="Aptos Narrow" w:eastAsia="Times New Roman" w:hAnsi="Aptos Narrow" w:cs="Times New Roman"/>
-          <w:color w:val="000000"/>
-          <w:kern w:val="0"/>
-          <w:sz w:val="22"/>
-          <w:szCs w:val="22"/>
-          <w14:ligatures w14:val="none"/>
-        </w:rPr>
-        <w:t>_at</w:t>
-      </w:r>
-      <w:proofErr w:type="spellEnd"/>
-      <w:r>
-        <w:rPr>
-          <w:rFonts w:ascii="Aptos Narrow" w:eastAsia="Times New Roman" w:hAnsi="Aptos Narrow" w:cs="Times New Roman"/>
-          <w:color w:val="000000"/>
-          <w:kern w:val="0"/>
-          <w:sz w:val="22"/>
-          <w:szCs w:val="22"/>
-          <w14:ligatures w14:val="none"/>
-        </w:rPr>
-        <w:t xml:space="preserve"> &lt; TIMESTAMP'2026-02-28 00:00:00'</w:t>
-      </w:r>
-      <w:proofErr w:type="gramStart"/>
-      <w:r>
-        <w:rPr>
-          <w:rFonts w:ascii="Aptos Narrow" w:eastAsia="Times New Roman" w:hAnsi="Aptos Narrow" w:cs="Times New Roman"/>
-          <w:color w:val="000000"/>
-          <w:kern w:val="0"/>
-          <w:sz w:val="22"/>
-          <w:szCs w:val="22"/>
-          <w14:ligatures w14:val="none"/>
-        </w:rPr>
-        <w:t>))  (</w:t>
-      </w:r>
-      <w:proofErr w:type="gramEnd"/>
-      <w:r>
-        <w:rPr>
-          <w:rFonts w:ascii="Aptos Narrow" w:eastAsia="Times New Roman" w:hAnsi="Aptos Narrow" w:cs="Times New Roman"/>
-          <w:color w:val="000000"/>
-          <w:kern w:val="0"/>
-          <w:sz w:val="22"/>
-          <w:szCs w:val="22"/>
-          <w14:ligatures w14:val="none"/>
-        </w:rPr>
-        <w:t>cost=8.36 rows=18) (actual time=</w:t>
-      </w:r>
-      <w:proofErr w:type="gramStart"/>
-      <w:r>
-        <w:rPr>
-          <w:rFonts w:ascii="Aptos Narrow" w:eastAsia="Times New Roman" w:hAnsi="Aptos Narrow" w:cs="Times New Roman"/>
-          <w:color w:val="000000"/>
-          <w:kern w:val="0"/>
-          <w:sz w:val="22"/>
-          <w:szCs w:val="22"/>
-          <w14:ligatures w14:val="none"/>
-        </w:rPr>
-        <w:t>0.147..</w:t>
-      </w:r>
-      <w:proofErr w:type="gramEnd"/>
-      <w:r>
-        <w:rPr>
-          <w:rFonts w:ascii="Aptos Narrow" w:eastAsia="Times New Roman" w:hAnsi="Aptos Narrow" w:cs="Times New Roman"/>
-          <w:color w:val="000000"/>
-          <w:kern w:val="0"/>
-          <w:sz w:val="22"/>
-          <w:szCs w:val="22"/>
-          <w14:ligatures w14:val="none"/>
-        </w:rPr>
-        <w:t>0.212 rows=18 loops=1)</w:t>
-      </w:r>
-    </w:p>
-    <w:p>
-      <w:pPr>
-        <w:rPr>
-          <w:b/>
-          <w:bCs/>
-        </w:rPr>
-      </w:pPr>
-    </w:p>
-    <w:p>
-      <w:pPr>
-        <w:spacing w:after="0" w:line="240" w:lineRule="auto"/>
-        <w:rPr>
-          <w:rFonts w:ascii="Times New Roman" w:eastAsia="Times New Roman" w:hAnsi="Times New Roman" w:cs="Times New Roman"/>
-          <w:kern w:val="0"/>
-          <w14:ligatures w14:val="none"/>
-        </w:rPr>
-      </w:pPr>
-    </w:p>
-    <w:p>
-      <w:pPr>
-        <w:spacing w:after="0" w:line="240" w:lineRule="auto"/>
-        <w:rPr>
-          <w:rFonts w:ascii="Times New Roman" w:eastAsia="Times New Roman" w:hAnsi="Times New Roman" w:cs="Times New Roman"/>
-          <w:kern w:val="0"/>
-          <w14:ligatures w14:val="none"/>
-        </w:rPr>
-      </w:pPr>
-    </w:p>
-    <w:p>
-      <w:pPr>
-        <w:spacing w:after="0" w:line="240" w:lineRule="auto"/>
-        <w:rPr>
-          <w:rFonts w:ascii="Times New Roman" w:eastAsia="Times New Roman" w:hAnsi="Times New Roman" w:cs="Times New Roman"/>
-          <w:kern w:val="0"/>
-          <w14:ligatures w14:val="none"/>
-        </w:rPr>
-      </w:pPr>
-      <w:r>
-        <w:rPr>
-          <w:rFonts w:ascii="Times New Roman" w:eastAsia="Times New Roman" w:hAnsi="Times New Roman" w:cs="Times New Roman"/>
-          <w:kern w:val="0"/>
-          <w14:ligatures w14:val="none"/>
-        </w:rPr>
-        <w:lastRenderedPageBreak/>
+          <w:b/>
+          <w:bCs/>
+          <w:noProof/>
+        </w:rPr>
         <w:drawing>
-          <wp:inline distT="0" distB="0" distL="0" distR="0" wp14:anchorId="570996FD" wp14:editId="7A5C4880">
-            <wp:extent cx="5878512" cy="3268980"/>
-            <wp:effectExtent l="0" t="0" r="8255" b="7620"/>
-            <wp:docPr id="2121155375" name="Picture 1"/>
+          <wp:inline distT="0" distB="0" distL="0" distR="0" wp14:anchorId="3CA91BCC" wp14:editId="43586FF3">
+            <wp:extent cx="5943600" cy="3313430"/>
+            <wp:effectExtent l="0" t="0" r="0" b="1270"/>
+            <wp:docPr id="150677851" name="Picture 1"/>
             <wp:cNvGraphicFramePr>
               <a:graphicFrameLocks xmlns:a="http://schemas.openxmlformats.org/drawingml/2006/main" noChangeAspect="1"/>
             </wp:cNvGraphicFramePr>
@@ -946,7 +386,7 @@
               <a:graphicData uri="http://schemas.openxmlformats.org/drawingml/2006/picture">
                 <pic:pic xmlns:pic="http://schemas.openxmlformats.org/drawingml/2006/picture">
                   <pic:nvPicPr>
-                    <pic:cNvPr id="2121155375" name=""/>
+                    <pic:cNvPr id="150677851" name=""/>
                     <pic:cNvPicPr/>
                   </pic:nvPicPr>
                   <pic:blipFill>
@@ -958,7 +398,7 @@
                   <pic:spPr>
                     <a:xfrm>
                       <a:off x="0" y="0"/>
-                      <a:ext cx="5888450" cy="3274506"/>
+                      <a:ext cx="5943600" cy="3313430"/>
                     </a:xfrm>
                     <a:prstGeom prst="rect">
                       <a:avLst/>
@@ -971,16 +411,502 @@
         </w:drawing>
       </w:r>
     </w:p>
+    <w:p/>
     <w:p>
       <w:pPr>
-        <w:spacing w:after="0" w:line="240" w:lineRule="auto"/>
-        <w:rPr>
-          <w:rFonts w:ascii="Times New Roman" w:eastAsia="Times New Roman" w:hAnsi="Times New Roman" w:cs="Times New Roman"/>
-          <w:kern w:val="0"/>
-          <w14:ligatures w14:val="none"/>
+        <w:rPr>
+          <w:b/>
+          <w:bCs/>
         </w:rPr>
       </w:pPr>
+      <w:r>
+        <w:rPr>
+          <w:b/>
+          <w:bCs/>
+        </w:rPr>
+        <w:lastRenderedPageBreak/>
+        <w:t>Execution plan comparison</w:t>
+      </w:r>
     </w:p>
+    <w:tbl>
+      <w:tblPr>
+        <w:tblW w:w="0" w:type="auto"/>
+        <w:tblCellSpacing w:w="15" w:type="dxa"/>
+        <w:tblBorders>
+          <w:top w:val="single" w:sz="4" w:space="0" w:color="auto"/>
+          <w:left w:val="single" w:sz="4" w:space="0" w:color="auto"/>
+          <w:bottom w:val="single" w:sz="4" w:space="0" w:color="auto"/>
+          <w:right w:val="single" w:sz="4" w:space="0" w:color="auto"/>
+          <w:insideH w:val="single" w:sz="4" w:space="0" w:color="auto"/>
+          <w:insideV w:val="single" w:sz="4" w:space="0" w:color="auto"/>
+        </w:tblBorders>
+        <w:tblCellMar>
+          <w:top w:w="15" w:type="dxa"/>
+          <w:left w:w="15" w:type="dxa"/>
+          <w:bottom w:w="15" w:type="dxa"/>
+          <w:right w:w="15" w:type="dxa"/>
+        </w:tblCellMar>
+        <w:tblLook w:val="04A0" w:firstRow="1" w:lastRow="0" w:firstColumn="1" w:lastColumn="0" w:noHBand="0" w:noVBand="1"/>
+      </w:tblPr>
+      <w:tblGrid>
+        <w:gridCol w:w="2335"/>
+        <w:gridCol w:w="2970"/>
+        <w:gridCol w:w="4045"/>
+      </w:tblGrid>
+      <w:tr>
+        <w:trPr>
+          <w:tblCellSpacing w:w="15" w:type="dxa"/>
+        </w:trPr>
+        <w:tc>
+          <w:tcPr>
+            <w:tcW w:w="2290" w:type="dxa"/>
+            <w:vAlign w:val="center"/>
+            <w:hideMark/>
+          </w:tcPr>
+          <w:p>
+            <w:pPr>
+              <w:rPr>
+                <w:b/>
+                <w:bCs/>
+              </w:rPr>
+            </w:pPr>
+            <w:r>
+              <w:rPr>
+                <w:b/>
+                <w:bCs/>
+              </w:rPr>
+              <w:t>Measure</w:t>
+            </w:r>
+          </w:p>
+        </w:tc>
+        <w:tc>
+          <w:tcPr>
+            <w:tcW w:w="2940" w:type="dxa"/>
+            <w:vAlign w:val="center"/>
+            <w:hideMark/>
+          </w:tcPr>
+          <w:p>
+            <w:pPr>
+              <w:rPr>
+                <w:b/>
+                <w:bCs/>
+              </w:rPr>
+            </w:pPr>
+            <w:r>
+              <w:rPr>
+                <w:b/>
+                <w:bCs/>
+              </w:rPr>
+              <w:t>Before Optimisation</w:t>
+            </w:r>
+          </w:p>
+        </w:tc>
+        <w:tc>
+          <w:tcPr>
+            <w:tcW w:w="4000" w:type="dxa"/>
+            <w:vAlign w:val="center"/>
+            <w:hideMark/>
+          </w:tcPr>
+          <w:p>
+            <w:pPr>
+              <w:rPr>
+                <w:b/>
+                <w:bCs/>
+              </w:rPr>
+            </w:pPr>
+            <w:r>
+              <w:rPr>
+                <w:b/>
+                <w:bCs/>
+              </w:rPr>
+              <w:t>After Optimisation</w:t>
+            </w:r>
+          </w:p>
+        </w:tc>
+      </w:tr>
+      <w:tr>
+        <w:trPr>
+          <w:tblCellSpacing w:w="15" w:type="dxa"/>
+        </w:trPr>
+        <w:tc>
+          <w:tcPr>
+            <w:tcW w:w="2290" w:type="dxa"/>
+            <w:vAlign w:val="center"/>
+            <w:hideMark/>
+          </w:tcPr>
+          <w:p>
+            <w:r>
+              <w:t>Date filter</w:t>
+            </w:r>
+          </w:p>
+        </w:tc>
+        <w:tc>
+          <w:tcPr>
+            <w:tcW w:w="2940" w:type="dxa"/>
+            <w:vAlign w:val="center"/>
+            <w:hideMark/>
+          </w:tcPr>
+          <w:p>
+            <w:proofErr w:type="gramStart"/>
+            <w:r>
+              <w:t>DATE(</w:t>
+            </w:r>
+            <w:proofErr w:type="gramEnd"/>
+            <w:r>
+              <w:t>created_at) BETWEEN '2026-02-02' AND '2026-02-17'</w:t>
+            </w:r>
+          </w:p>
+        </w:tc>
+        <w:tc>
+          <w:tcPr>
+            <w:tcW w:w="4000" w:type="dxa"/>
+            <w:vAlign w:val="center"/>
+            <w:hideMark/>
+          </w:tcPr>
+          <w:p>
+            <w:r>
+              <w:t>created_at &gt;= '2026-02-02 00:00:00' AND created_at &lt; '2026-02-18 00:00:00'</w:t>
+            </w:r>
+          </w:p>
+        </w:tc>
+      </w:tr>
+      <w:tr>
+        <w:trPr>
+          <w:tblCellSpacing w:w="15" w:type="dxa"/>
+        </w:trPr>
+        <w:tc>
+          <w:tcPr>
+            <w:tcW w:w="2290" w:type="dxa"/>
+            <w:vAlign w:val="center"/>
+            <w:hideMark/>
+          </w:tcPr>
+          <w:p>
+            <w:r>
+              <w:t>Access method</w:t>
+            </w:r>
+          </w:p>
+        </w:tc>
+        <w:tc>
+          <w:tcPr>
+            <w:tcW w:w="2940" w:type="dxa"/>
+            <w:vAlign w:val="center"/>
+            <w:hideMark/>
+          </w:tcPr>
+          <w:p>
+            <w:r>
+              <w:t>Index lookup (ref)</w:t>
+            </w:r>
+          </w:p>
+        </w:tc>
+        <w:tc>
+          <w:tcPr>
+            <w:tcW w:w="4000" w:type="dxa"/>
+            <w:vAlign w:val="center"/>
+            <w:hideMark/>
+          </w:tcPr>
+          <w:p>
+            <w:r>
+              <w:t>Index range scan</w:t>
+            </w:r>
+          </w:p>
+        </w:tc>
+      </w:tr>
+      <w:tr>
+        <w:trPr>
+          <w:tblCellSpacing w:w="15" w:type="dxa"/>
+        </w:trPr>
+        <w:tc>
+          <w:tcPr>
+            <w:tcW w:w="2290" w:type="dxa"/>
+            <w:vAlign w:val="center"/>
+            <w:hideMark/>
+          </w:tcPr>
+          <w:p>
+            <w:r>
+              <w:t>Index used</w:t>
+            </w:r>
+          </w:p>
+        </w:tc>
+        <w:tc>
+          <w:tcPr>
+            <w:tcW w:w="2940" w:type="dxa"/>
+            <w:vAlign w:val="center"/>
+            <w:hideMark/>
+          </w:tcPr>
+          <w:p>
+            <w:r>
+              <w:t>idx_ledger_account_time</w:t>
+            </w:r>
+          </w:p>
+        </w:tc>
+        <w:tc>
+          <w:tcPr>
+            <w:tcW w:w="4000" w:type="dxa"/>
+            <w:vAlign w:val="center"/>
+            <w:hideMark/>
+          </w:tcPr>
+          <w:p>
+            <w:r>
+              <w:t>idx_ledger_account_time</w:t>
+            </w:r>
+          </w:p>
+        </w:tc>
+      </w:tr>
+      <w:tr>
+        <w:trPr>
+          <w:tblCellSpacing w:w="15" w:type="dxa"/>
+        </w:trPr>
+        <w:tc>
+          <w:tcPr>
+            <w:tcW w:w="2290" w:type="dxa"/>
+            <w:vAlign w:val="center"/>
+            <w:hideMark/>
+          </w:tcPr>
+          <w:p>
+            <w:r>
+              <w:t>Rows returned</w:t>
+            </w:r>
+          </w:p>
+        </w:tc>
+        <w:tc>
+          <w:tcPr>
+            <w:tcW w:w="2940" w:type="dxa"/>
+            <w:vAlign w:val="center"/>
+            <w:hideMark/>
+          </w:tcPr>
+          <w:p>
+            <w:r>
+              <w:t>7</w:t>
+            </w:r>
+          </w:p>
+        </w:tc>
+        <w:tc>
+          <w:tcPr>
+            <w:tcW w:w="4000" w:type="dxa"/>
+            <w:vAlign w:val="center"/>
+            <w:hideMark/>
+          </w:tcPr>
+          <w:p>
+            <w:r>
+              <w:t>7</w:t>
+            </w:r>
+          </w:p>
+        </w:tc>
+      </w:tr>
+      <w:tr>
+        <w:trPr>
+          <w:tblCellSpacing w:w="15" w:type="dxa"/>
+        </w:trPr>
+        <w:tc>
+          <w:tcPr>
+            <w:tcW w:w="2290" w:type="dxa"/>
+            <w:vAlign w:val="center"/>
+            <w:hideMark/>
+          </w:tcPr>
+          <w:p>
+            <w:r>
+              <w:t>Estimated optimizer cost</w:t>
+            </w:r>
+          </w:p>
+        </w:tc>
+        <w:tc>
+          <w:tcPr>
+            <w:tcW w:w="2940" w:type="dxa"/>
+            <w:vAlign w:val="center"/>
+            <w:hideMark/>
+          </w:tcPr>
+          <w:p>
+            <w:r>
+              <w:t>2.45</w:t>
+            </w:r>
+          </w:p>
+        </w:tc>
+        <w:tc>
+          <w:tcPr>
+            <w:tcW w:w="4000" w:type="dxa"/>
+            <w:vAlign w:val="center"/>
+            <w:hideMark/>
+          </w:tcPr>
+          <w:p>
+            <w:r>
+              <w:t>3.41</w:t>
+            </w:r>
+          </w:p>
+        </w:tc>
+      </w:tr>
+      <w:tr>
+        <w:trPr>
+          <w:tblCellSpacing w:w="15" w:type="dxa"/>
+        </w:trPr>
+        <w:tc>
+          <w:tcPr>
+            <w:tcW w:w="2290" w:type="dxa"/>
+            <w:vAlign w:val="center"/>
+            <w:hideMark/>
+          </w:tcPr>
+          <w:p>
+            <w:r>
+              <w:t>Actual iterator time</w:t>
+            </w:r>
+          </w:p>
+        </w:tc>
+        <w:tc>
+          <w:tcPr>
+            <w:tcW w:w="2940" w:type="dxa"/>
+            <w:vAlign w:val="center"/>
+            <w:hideMark/>
+          </w:tcPr>
+          <w:p>
+            <w:r>
+              <w:t>0.052–0.0551 ms</w:t>
+            </w:r>
+          </w:p>
+        </w:tc>
+        <w:tc>
+          <w:tcPr>
+            <w:tcW w:w="4000" w:type="dxa"/>
+            <w:vAlign w:val="center"/>
+            <w:hideMark/>
+          </w:tcPr>
+          <w:p>
+            <w:r>
+              <w:t>0.076–0.0803 ms</w:t>
+            </w:r>
+          </w:p>
+        </w:tc>
+      </w:tr>
+      <w:tr>
+        <w:trPr>
+          <w:tblCellSpacing w:w="15" w:type="dxa"/>
+        </w:trPr>
+        <w:tc>
+          <w:tcPr>
+            <w:tcW w:w="2290" w:type="dxa"/>
+            <w:vAlign w:val="center"/>
+            <w:hideMark/>
+          </w:tcPr>
+          <w:p>
+            <w:r>
+              <w:t>Result equivalence</w:t>
+            </w:r>
+          </w:p>
+        </w:tc>
+        <w:tc>
+          <w:tcPr>
+            <w:tcW w:w="2940" w:type="dxa"/>
+            <w:vAlign w:val="center"/>
+            <w:hideMark/>
+          </w:tcPr>
+          <w:p>
+            <w:r>
+              <w:t>Baseline result</w:t>
+            </w:r>
+          </w:p>
+        </w:tc>
+        <w:tc>
+          <w:tcPr>
+            <w:tcW w:w="4000" w:type="dxa"/>
+            <w:vAlign w:val="center"/>
+            <w:hideMark/>
+          </w:tcPr>
+          <w:p>
+            <w:r>
+              <w:t>Same 7 rows</w:t>
+            </w:r>
+          </w:p>
+        </w:tc>
+      </w:tr>
+      <w:tr>
+        <w:trPr>
+          <w:tblCellSpacing w:w="15" w:type="dxa"/>
+        </w:trPr>
+        <w:tc>
+          <w:tcPr>
+            <w:tcW w:w="2290" w:type="dxa"/>
+            <w:vAlign w:val="center"/>
+            <w:hideMark/>
+          </w:tcPr>
+          <w:p>
+            <w:r>
+              <w:t>Performance observation</w:t>
+            </w:r>
+          </w:p>
+        </w:tc>
+        <w:tc>
+          <w:tcPr>
+            <w:tcW w:w="2940" w:type="dxa"/>
+            <w:vAlign w:val="center"/>
+            <w:hideMark/>
+          </w:tcPr>
+          <w:p>
+            <w:r>
+              <w:t>Existing index already supported account-based lookup</w:t>
+            </w:r>
+          </w:p>
+        </w:tc>
+        <w:tc>
+          <w:tcPr>
+            <w:tcW w:w="4000" w:type="dxa"/>
+            <w:vAlign w:val="center"/>
+            <w:hideMark/>
+          </w:tcPr>
+          <w:p>
+            <w:r>
+              <w:t>Recorded cost and execution time increased slightly</w:t>
+            </w:r>
+          </w:p>
+        </w:tc>
+      </w:tr>
+      <w:tr>
+        <w:trPr>
+          <w:tblCellSpacing w:w="15" w:type="dxa"/>
+        </w:trPr>
+        <w:tc>
+          <w:tcPr>
+            <w:tcW w:w="2290" w:type="dxa"/>
+            <w:vAlign w:val="center"/>
+            <w:hideMark/>
+          </w:tcPr>
+          <w:p>
+            <w:r>
+              <w:t>Conclusion</w:t>
+            </w:r>
+          </w:p>
+        </w:tc>
+        <w:tc>
+          <w:tcPr>
+            <w:tcW w:w="2940" w:type="dxa"/>
+            <w:vAlign w:val="center"/>
+            <w:hideMark/>
+          </w:tcPr>
+          <w:p>
+            <w:r>
+              <w:t>The original query was already using an index</w:t>
+            </w:r>
+          </w:p>
+        </w:tc>
+        <w:tc>
+          <w:tcPr>
+            <w:tcW w:w="4000" w:type="dxa"/>
+            <w:vAlign w:val="center"/>
+            <w:hideMark/>
+          </w:tcPr>
+          <w:p>
+            <w:r>
+              <w:t xml:space="preserve">The date-range rewrite did not demonstrate </w:t>
+            </w:r>
+            <w:proofErr w:type="gramStart"/>
+            <w:r>
+              <w:t>a performance</w:t>
+            </w:r>
+            <w:proofErr w:type="gramEnd"/>
+            <w:r>
+              <w:t xml:space="preserve"> improvement; no new index was required</w:t>
+            </w:r>
+          </w:p>
+        </w:tc>
+      </w:tr>
+    </w:tbl>
     <w:p/>
     <w:sectPr>
       <w:pgSz w:w="12240" w:h="15840"/>
@@ -1595,7 +1521,6 @@
   <w:style w:type="character" w:default="1" w:styleId="DefaultParagraphFont">
     <w:name w:val="Default Paragraph Font"/>
     <w:uiPriority w:val="1"/>
-    <w:semiHidden/>
     <w:unhideWhenUsed/>
   </w:style>
   <w:style w:type="table" w:default="1" w:styleId="TableNormal">
